--- a/docs/training/print/run-the-training-day.docx
+++ b/docs/training/print/run-the-training-day.docx
@@ -561,7 +561,7 @@
                 <w:sz w:val="19"/>
                 <w:szCs w:val="19"/>
               </w:rPr>
-              <w:t xml:space="preserve">The roster</w:t>
+              <w:t xml:space="preserve">On the scanner</w:t>
             </w:r>
           </w:p>
         </w:tc>
@@ -576,25 +576,18 @@
             </w:pPr>
             <w:r>
               <w:rPr>
-                <w:sz w:val="19"/>
-                <w:szCs w:val="19"/>
-              </w:rPr>
-              <w:t xml:space="preserve">the same card, under the buttons: every employee from Teams &amp; crew with a box to tick as they finish; </w:t>
-            </w:r>
-            <w:r>
-              <w:rPr>
                 <w:b/>
                 <w:sz w:val="19"/>
                 <w:szCs w:val="19"/>
               </w:rPr>
-              <w:t xml:space="preserve">🖨 Print the roster</w:t>
-            </w:r>
-            <w:r>
-              <w:rPr>
-                <w:sz w:val="19"/>
-                <w:szCs w:val="19"/>
-              </w:rPr>
-              <w:t xml:space="preserve"> for a clipboard copy</w:t>
+              <w:t xml:space="preserve">User guide → On the scanner</w:t>
+            </w:r>
+            <w:r>
+              <w:rPr>
+                <w:sz w:val="19"/>
+                <w:szCs w:val="19"/>
+              </w:rPr>
+              <w:t xml:space="preserve">: one page for each thing that is different on a full count — two labels, no label, a rack label that will not scan, empty bins, a pallet not on the list and the rest. Print the booklet for the break room and the leads</w:t>
             </w:r>
           </w:p>
         </w:tc>
@@ -617,7 +610,7 @@
                 <w:sz w:val="19"/>
                 <w:szCs w:val="19"/>
               </w:rPr>
-              <w:t xml:space="preserve">Scanners</w:t>
+              <w:t xml:space="preserve">The roster</w:t>
             </w:r>
           </w:p>
         </w:tc>
@@ -635,7 +628,22 @@
                 <w:sz w:val="19"/>
                 <w:szCs w:val="19"/>
               </w:rPr>
-              <w:t xml:space="preserve">three or four, charged, on the site's Wi-Fi, the app open at the sign-on screen</w:t>
+              <w:t xml:space="preserve">the same card, under the buttons: every employee from Teams &amp; crew with a box to tick as they finish; </w:t>
+            </w:r>
+            <w:r>
+              <w:rPr>
+                <w:b/>
+                <w:sz w:val="19"/>
+                <w:szCs w:val="19"/>
+              </w:rPr>
+              <w:t xml:space="preserve">🖨 Print the roster</w:t>
+            </w:r>
+            <w:r>
+              <w:rPr>
+                <w:sz w:val="19"/>
+                <w:szCs w:val="19"/>
+              </w:rPr>
+              <w:t xml:space="preserve"> for a clipboard copy</w:t>
             </w:r>
           </w:p>
         </w:tc>
@@ -658,7 +666,7 @@
                 <w:sz w:val="19"/>
                 <w:szCs w:val="19"/>
               </w:rPr>
-              <w:t xml:space="preserve">A screen</w:t>
+              <w:t xml:space="preserve">Scanners</w:t>
             </w:r>
           </w:p>
         </w:tc>
@@ -676,7 +684,7 @@
                 <w:sz w:val="19"/>
                 <w:szCs w:val="19"/>
               </w:rPr>
-              <w:t xml:space="preserve">the break-room TV or a projector, for the film, the deck and then the Dashboard</w:t>
+              <w:t xml:space="preserve">three or four, charged, on the site's Wi-Fi, the app open at the sign-on screen</w:t>
             </w:r>
           </w:p>
         </w:tc>
@@ -699,6 +707,47 @@
                 <w:sz w:val="19"/>
                 <w:szCs w:val="19"/>
               </w:rPr>
+              <w:t xml:space="preserve">A screen</w:t>
+            </w:r>
+          </w:p>
+        </w:tc>
+        <w:tc>
+          <w:tcPr>
+            <w:tcW w:w="5040" w:type="dxa"/>
+          </w:tcPr>
+          <w:p>
+            <w:pPr>
+              <w:spacing w:before="0" w:after="0" w:line="240" w:lineRule="auto"/>
+              <w:jc w:val="left"/>
+            </w:pPr>
+            <w:r>
+              <w:rPr>
+                <w:sz w:val="19"/>
+                <w:szCs w:val="19"/>
+              </w:rPr>
+              <w:t xml:space="preserve">the break-room TV or a projector, for the film, the deck and then the Dashboard</w:t>
+            </w:r>
+          </w:p>
+        </w:tc>
+      </w:tr>
+      <w:tr>
+        <w:trPr>
+          <w:cantSplit/>
+        </w:trPr>
+        <w:tc>
+          <w:tcPr>
+            <w:tcW w:w="5040" w:type="dxa"/>
+          </w:tcPr>
+          <w:p>
+            <w:pPr>
+              <w:spacing w:before="0" w:after="0" w:line="240" w:lineRule="auto"/>
+              <w:jc w:val="left"/>
+            </w:pPr>
+            <w:r>
+              <w:rPr>
+                <w:sz w:val="19"/>
+                <w:szCs w:val="19"/>
+              </w:rPr>
               <w:t xml:space="preserve">Tape</w:t>
             </w:r>
           </w:p>
@@ -806,7 +855,7 @@
       <w:pPr>
         <w:numPr>
           <w:ilvl w:val="0"/>
-          <w:numId w:val="2"/>
+          <w:numId w:val="101"/>
         </w:numPr>
         <w:spacing w:before="0" w:after="60" w:line="252" w:lineRule="auto"/>
         <w:jc w:val="left"/>
@@ -852,7 +901,7 @@
       <w:pPr>
         <w:numPr>
           <w:ilvl w:val="0"/>
-          <w:numId w:val="2"/>
+          <w:numId w:val="101"/>
         </w:numPr>
         <w:spacing w:before="0" w:after="60" w:line="252" w:lineRule="auto"/>
         <w:jc w:val="left"/>
@@ -880,7 +929,7 @@
       <w:pPr>
         <w:numPr>
           <w:ilvl w:val="0"/>
-          <w:numId w:val="2"/>
+          <w:numId w:val="101"/>
         </w:numPr>
         <w:spacing w:before="0" w:after="60" w:line="252" w:lineRule="auto"/>
         <w:jc w:val="left"/>
@@ -908,7 +957,7 @@
       <w:pPr>
         <w:numPr>
           <w:ilvl w:val="0"/>
-          <w:numId w:val="2"/>
+          <w:numId w:val="101"/>
         </w:numPr>
         <w:spacing w:before="0" w:after="60" w:line="252" w:lineRule="auto"/>
         <w:jc w:val="left"/>
@@ -930,7 +979,7 @@
       <w:pPr>
         <w:numPr>
           <w:ilvl w:val="0"/>
-          <w:numId w:val="2"/>
+          <w:numId w:val="101"/>
         </w:numPr>
         <w:spacing w:before="0" w:after="60" w:line="252" w:lineRule="auto"/>
         <w:jc w:val="left"/>
@@ -4403,6 +4452,12 @@
   <w:num w:numId="2">
     <w:abstractNumId w:val="1"/>
   </w:num>
+  <w:num w:numId="101">
+    <w:abstractNumId w:val="1"/>
+    <w:lvlOverride w:ilvl="0">
+      <w:startOverride w:val="1"/>
+    </w:lvlOverride>
+  </w:num>
 </w:numbering>
 </file>
 

--- a/docs/training/print/run-the-training-day.docx
+++ b/docs/training/print/run-the-training-day.docx
@@ -115,6 +115,19 @@
       </w:pPr>
       <w:r>
         <w:t xml:space="preserve">5 — The wall run-through, spot by spot</w:t>
+      </w:r>
+    </w:p>
+    <w:p>
+      <w:pPr>
+        <w:numPr>
+          <w:ilvl w:val="0"/>
+          <w:numId w:val="1"/>
+        </w:numPr>
+        <w:spacing w:before="0" w:after="60" w:line="252" w:lineRule="auto"/>
+        <w:jc w:val="left"/>
+      </w:pPr>
+      <w:r>
+        <w:t xml:space="preserve">5a — Cycle counts on the same wall</w:t>
       </w:r>
     </w:p>
     <w:p>
@@ -610,7 +623,7 @@
                 <w:sz w:val="19"/>
                 <w:szCs w:val="19"/>
               </w:rPr>
-              <w:t xml:space="preserve">The roster</w:t>
+              <w:t xml:space="preserve">Check-off sheets, the quiz, the words</w:t>
             </w:r>
           </w:p>
         </w:tc>
@@ -628,7 +641,7 @@
                 <w:sz w:val="19"/>
                 <w:szCs w:val="19"/>
               </w:rPr>
-              <w:t xml:space="preserve">the same card, under the buttons: every employee from Teams &amp; crew with a box to tick as they finish; </w:t>
+              <w:t xml:space="preserve">the same card, </w:t>
             </w:r>
             <w:r>
               <w:rPr>
@@ -636,14 +649,14 @@
                 <w:sz w:val="19"/>
                 <w:szCs w:val="19"/>
               </w:rPr>
-              <w:t xml:space="preserve">🖨 Print the roster</w:t>
-            </w:r>
-            <w:r>
-              <w:rPr>
-                <w:sz w:val="19"/>
-                <w:szCs w:val="19"/>
-              </w:rPr>
-              <w:t xml:space="preserve"> for a clipboard copy</w:t>
+              <w:t xml:space="preserve">For each trainee</w:t>
+            </w:r>
+            <w:r>
+              <w:rPr>
+                <w:sz w:val="19"/>
+                <w:szCs w:val="19"/>
+              </w:rPr>
+              <w:t xml:space="preserve">: a sheet per person the trainer signs as they do each thing on the wall (filled from the roster's not-yet-trained, or blank); a ten-question quiz with its answers; the scanner's words in English and Spanish. English and Spanish, print or Word</w:t>
             </w:r>
           </w:p>
         </w:tc>
@@ -666,7 +679,7 @@
                 <w:sz w:val="19"/>
                 <w:szCs w:val="19"/>
               </w:rPr>
-              <w:t xml:space="preserve">Scanners</w:t>
+              <w:t xml:space="preserve">The roster</w:t>
             </w:r>
           </w:p>
         </w:tc>
@@ -684,7 +697,22 @@
                 <w:sz w:val="19"/>
                 <w:szCs w:val="19"/>
               </w:rPr>
-              <w:t xml:space="preserve">three or four, charged, on the site's Wi-Fi, the app open at the sign-on screen</w:t>
+              <w:t xml:space="preserve">the same card, under the buttons: every employee from Teams &amp; crew with a box to tick as they finish; </w:t>
+            </w:r>
+            <w:r>
+              <w:rPr>
+                <w:b/>
+                <w:sz w:val="19"/>
+                <w:szCs w:val="19"/>
+              </w:rPr>
+              <w:t xml:space="preserve">🖨 Print the roster</w:t>
+            </w:r>
+            <w:r>
+              <w:rPr>
+                <w:sz w:val="19"/>
+                <w:szCs w:val="19"/>
+              </w:rPr>
+              <w:t xml:space="preserve"> for a clipboard copy</w:t>
             </w:r>
           </w:p>
         </w:tc>
@@ -707,7 +735,7 @@
                 <w:sz w:val="19"/>
                 <w:szCs w:val="19"/>
               </w:rPr>
-              <w:t xml:space="preserve">A screen</w:t>
+              <w:t xml:space="preserve">Scanners</w:t>
             </w:r>
           </w:p>
         </w:tc>
@@ -725,7 +753,7 @@
                 <w:sz w:val="19"/>
                 <w:szCs w:val="19"/>
               </w:rPr>
-              <w:t xml:space="preserve">the break-room TV or a projector, for the film, the deck and then the Dashboard</w:t>
+              <w:t xml:space="preserve">three or four, charged, on the site's Wi-Fi, the app open at the sign-on screen</w:t>
             </w:r>
           </w:p>
         </w:tc>
@@ -748,6 +776,47 @@
                 <w:sz w:val="19"/>
                 <w:szCs w:val="19"/>
               </w:rPr>
+              <w:t xml:space="preserve">A screen</w:t>
+            </w:r>
+          </w:p>
+        </w:tc>
+        <w:tc>
+          <w:tcPr>
+            <w:tcW w:w="5040" w:type="dxa"/>
+          </w:tcPr>
+          <w:p>
+            <w:pPr>
+              <w:spacing w:before="0" w:after="0" w:line="240" w:lineRule="auto"/>
+              <w:jc w:val="left"/>
+            </w:pPr>
+            <w:r>
+              <w:rPr>
+                <w:sz w:val="19"/>
+                <w:szCs w:val="19"/>
+              </w:rPr>
+              <w:t xml:space="preserve">the break-room TV or a projector, for the film, the deck and then the Dashboard</w:t>
+            </w:r>
+          </w:p>
+        </w:tc>
+      </w:tr>
+      <w:tr>
+        <w:trPr>
+          <w:cantSplit/>
+        </w:trPr>
+        <w:tc>
+          <w:tcPr>
+            <w:tcW w:w="5040" w:type="dxa"/>
+          </w:tcPr>
+          <w:p>
+            <w:pPr>
+              <w:spacing w:before="0" w:after="0" w:line="240" w:lineRule="auto"/>
+              <w:jc w:val="left"/>
+            </w:pPr>
+            <w:r>
+              <w:rPr>
+                <w:sz w:val="19"/>
+                <w:szCs w:val="19"/>
+              </w:rPr>
               <w:t xml:space="preserve">Tape</w:t>
             </w:r>
           </w:p>
@@ -894,7 +963,16 @@
         <w:t xml:space="preserve">Training count — not real stock</w:t>
       </w:r>
       <w:r>
-        <w:t xml:space="preserve">.</w:t>
+        <w:t xml:space="preserve">. It also makes </w:t>
+      </w:r>
+      <w:r>
+        <w:rPr>
+          <w:b/>
+        </w:rPr>
+        <w:t xml:space="preserve">Training cycle count — not real stock</w:t>
+      </w:r>
+      <w:r>
+        <w:t xml:space="preserve">: the same wall, with a list of six bins for practising cycle counts (section 5a).</w:t>
       </w:r>
     </w:p>
     <w:p>
@@ -3139,7 +3217,7 @@
                 <w:sz w:val="19"/>
                 <w:szCs w:val="19"/>
               </w:rPr>
-              <w:t xml:space="preserve">The office screen: the Pallet report with the class's own mistakes on it, in words</w:t>
+              <w:t xml:space="preserve">The office screen: the Pallet report with the class's own mistakes on it, in words. Then the quiz, ten questions, and its answers together</w:t>
             </w:r>
           </w:p>
         </w:tc>
@@ -3157,7 +3235,7 @@
                 <w:sz w:val="19"/>
                 <w:szCs w:val="19"/>
               </w:rPr>
-              <w:t xml:space="preserve">10 min</w:t>
+              <w:t xml:space="preserve">15 min</w:t>
             </w:r>
           </w:p>
         </w:tc>
@@ -3221,6 +3299,73 @@
           </w:p>
         </w:tc>
       </w:tr>
+      <w:tr>
+        <w:trPr>
+          <w:cantSplit/>
+        </w:trPr>
+        <w:tc>
+          <w:tcPr>
+            <w:tcW w:w="729" w:type="dxa"/>
+          </w:tcPr>
+          <w:p>
+            <w:pPr>
+              <w:spacing w:before="0" w:after="0" w:line="240" w:lineRule="auto"/>
+              <w:jc w:val="left"/>
+            </w:pPr>
+            <w:r>
+              <w:rPr>
+                <w:sz w:val="19"/>
+                <w:szCs w:val="19"/>
+              </w:rPr>
+              <w:t xml:space="preserve">+0:20</w:t>
+            </w:r>
+          </w:p>
+        </w:tc>
+        <w:tc>
+          <w:tcPr>
+            <w:tcW w:w="7287" w:type="dxa"/>
+          </w:tcPr>
+          <w:p>
+            <w:pPr>
+              <w:spacing w:before="0" w:after="0" w:line="240" w:lineRule="auto"/>
+              <w:jc w:val="left"/>
+            </w:pPr>
+            <w:r>
+              <w:rPr>
+                <w:b/>
+                <w:sz w:val="19"/>
+                <w:szCs w:val="19"/>
+              </w:rPr>
+              <w:t xml:space="preserve">Cycle counts</w:t>
+            </w:r>
+            <w:r>
+              <w:rPr>
+                <w:sz w:val="19"/>
+                <w:szCs w:val="19"/>
+              </w:rPr>
+              <w:t xml:space="preserve">, for the people who will do them: one trainee at a time works the six-bin list (section 5a)</w:t>
+            </w:r>
+          </w:p>
+        </w:tc>
+        <w:tc>
+          <w:tcPr>
+            <w:tcW w:w="2065" w:type="dxa"/>
+          </w:tcPr>
+          <w:p>
+            <w:pPr>
+              <w:spacing w:before="0" w:after="0" w:line="240" w:lineRule="auto"/>
+              <w:jc w:val="left"/>
+            </w:pPr>
+            <w:r>
+              <w:rPr>
+                <w:sz w:val="19"/>
+                <w:szCs w:val="19"/>
+              </w:rPr>
+              <w:t xml:space="preserve">20 min</w:t>
+            </w:r>
+          </w:p>
+        </w:tc>
+      </w:tr>
     </w:tbl>
     <w:p>
       <w:pPr>
@@ -3850,16 +3995,905 @@
         <w:t xml:space="preserve">Start second counts</w:t>
       </w:r>
       <w:r>
-        <w:t xml:space="preserve">: the two short counts from the wall. At each, count everything in the spot — rack, pallet, quantity, </w:t>
-      </w:r>
-      <w:r>
-        <w:rPr>
-          <w:b/>
-        </w:rPr>
-        <w:t xml:space="preserve">Bin done — nothing more here</w:t>
-      </w:r>
-      <w:r>
-        <w:t xml:space="preserve">. The second count agrees with the label, so the office sees the first count was wrong.</w:t>
+        <w:t xml:space="preserve">: the two short counts from the wall. At each, count everything in the spot — rack, pallet, quantity — and the gun moves to the next one by itself once the pallet is counted. The second count agrees with the label, so the office sees the first count was wrong.</w:t>
+      </w:r>
+    </w:p>
+    <w:p>
+      <w:pPr>
+        <w:keepNext/>
+        <w:spacing w:before="280" w:after="120" w:line="240" w:lineRule="auto"/>
+        <w:jc w:val="left"/>
+      </w:pPr>
+      <w:r>
+        <w:rPr>
+          <w:b/>
+          <w:color w:val="1E2761"/>
+          <w:sz w:val="30"/>
+          <w:szCs w:val="30"/>
+        </w:rPr>
+        <w:t xml:space="preserve">5a — Cycle counts on the same wall</w:t>
+      </w:r>
+    </w:p>
+    <w:p>
+      <w:pPr>
+        <w:spacing w:before="0" w:after="140" w:line="264" w:lineRule="auto"/>
+        <w:jc w:val="left"/>
+      </w:pPr>
+      <w:r>
+        <w:t xml:space="preserve">A cycle count is one person with a scanner and a short list of bins for the day: each bin is counted as it stands, then </w:t>
+      </w:r>
+      <w:r>
+        <w:rPr>
+          <w:b/>
+        </w:rPr>
+        <w:t xml:space="preserve">Bin done</w:t>
+      </w:r>
+      <w:r>
+        <w:t xml:space="preserve">, and the next bin on the list comes up. The wall is the same; the list is on its own count, </w:t>
+      </w:r>
+      <w:r>
+        <w:rPr>
+          <w:b/>
+        </w:rPr>
+        <w:t xml:space="preserve">Training cycle count — not real stock</w:t>
+      </w:r>
+      <w:r>
+        <w:t xml:space="preserve">. The trainer's key has it at the back, under </w:t>
+      </w:r>
+      <w:r>
+        <w:rPr>
+          <w:i/>
+        </w:rPr>
+        <w:t xml:space="preserve">Cycle count practice</w:t>
+      </w:r>
+      <w:r>
+        <w:t xml:space="preserve">. Play the cycle-count film first (</w:t>
+      </w:r>
+      <w:r>
+        <w:rPr>
+          <w:rFonts w:ascii="Consolas" w:hAnsi="Consolas" w:cs="Consolas"/>
+        </w:rPr>
+        <w:t xml:space="preserve">scanner-training-cycle-en.mp4</w:t>
+      </w:r>
+      <w:r>
+        <w:t xml:space="preserve"> or </w:t>
+      </w:r>
+      <w:r>
+        <w:rPr>
+          <w:rFonts w:ascii="Consolas" w:hAnsi="Consolas" w:cs="Consolas"/>
+        </w:rPr>
+        <w:t xml:space="preserve">-es.mp4</w:t>
+      </w:r>
+      <w:r>
+        <w:t xml:space="preserve">).</w:t>
+      </w:r>
+    </w:p>
+    <w:p>
+      <w:pPr>
+        <w:spacing w:before="0" w:after="140" w:line="264" w:lineRule="auto"/>
+        <w:jc w:val="left"/>
+      </w:pPr>
+      <w:r>
+        <w:rPr>
+          <w:b/>
+        </w:rPr>
+        <w:t xml:space="preserve">Sign on.</w:t>
+      </w:r>
+      <w:r>
+        <w:t xml:space="preserve"> At the top of the sign-on screen tap </w:t>
+      </w:r>
+      <w:r>
+        <w:rPr>
+          <w:b/>
+        </w:rPr>
+        <w:t xml:space="preserve">Cycle count</w:t>
+      </w:r>
+      <w:r>
+        <w:t xml:space="preserve">, and pick the training cycle count. There is no team card on a cycle count: the person is the team, so </w:t>
+      </w:r>
+      <w:r>
+        <w:rPr>
+          <w:b/>
+        </w:rPr>
+        <w:t xml:space="preserve">one badge</w:t>
+      </w:r>
+      <w:r>
+        <w:t xml:space="preserve"> only — TRN-07, say. </w:t>
+      </w:r>
+      <w:r>
+        <w:rPr>
+          <w:b/>
+        </w:rPr>
+        <w:t xml:space="preserve">Sign on &amp; load list</w:t>
+      </w:r>
+      <w:r>
+        <w:t xml:space="preserve">, then </w:t>
+      </w:r>
+      <w:r>
+        <w:rPr>
+          <w:b/>
+        </w:rPr>
+        <w:t xml:space="preserve">Start counting the list</w:t>
+      </w:r>
+      <w:r>
+        <w:t xml:space="preserve">. The banner says </w:t>
+      </w:r>
+      <w:r>
+        <w:rPr>
+          <w:i/>
+        </w:rPr>
+        <w:t xml:space="preserve">CYCLE COUNT · bin T01A002</w:t>
+      </w:r>
+      <w:r>
+        <w:t xml:space="preserve">.</w:t>
+      </w:r>
+    </w:p>
+    <w:tbl>
+      <w:tblPr>
+        <w:tblW w:w="10080" w:type="dxa"/>
+        <w:tblLayout w:type="fixed"/>
+        <w:tblBorders>
+          <w:top w:val="single" w:sz="8" w:space="0" w:color="BBBBBB"/>
+          <w:left w:val="single" w:sz="8" w:space="0" w:color="BBBBBB"/>
+          <w:bottom w:val="single" w:sz="8" w:space="0" w:color="BBBBBB"/>
+          <w:right w:val="single" w:sz="8" w:space="0" w:color="BBBBBB"/>
+          <w:insideH w:val="single" w:sz="8" w:space="0" w:color="BBBBBB"/>
+          <w:insideV w:val="single" w:sz="8" w:space="0" w:color="BBBBBB"/>
+        </w:tblBorders>
+        <w:tblCellMar>
+          <w:top w:w="80" w:type="dxa"/>
+          <w:left w:w="80" w:type="dxa"/>
+          <w:bottom w:w="80" w:type="dxa"/>
+          <w:right w:w="80" w:type="dxa"/>
+        </w:tblCellMar>
+      </w:tblPr>
+      <w:tblGrid>
+        <w:gridCol w:w="665"/>
+        <w:gridCol w:w="775"/>
+        <w:gridCol w:w="1994"/>
+        <w:gridCol w:w="6646"/>
+      </w:tblGrid>
+      <w:tr>
+        <w:trPr>
+          <w:cantSplit/>
+        </w:trPr>
+        <w:tc>
+          <w:tcPr>
+            <w:tcW w:w="665" w:type="dxa"/>
+            <w:shd w:val="clear" w:color="auto" w:fill="E8EEF6"/>
+          </w:tcPr>
+          <w:p>
+            <w:pPr>
+              <w:spacing w:before="0" w:after="0" w:line="240" w:lineRule="auto"/>
+              <w:jc w:val="left"/>
+            </w:pPr>
+            <w:r>
+              <w:rPr>
+                <w:b/>
+                <w:sz w:val="18"/>
+                <w:szCs w:val="18"/>
+              </w:rPr>
+              <w:t xml:space="preserve">#</w:t>
+            </w:r>
+          </w:p>
+        </w:tc>
+        <w:tc>
+          <w:tcPr>
+            <w:tcW w:w="775" w:type="dxa"/>
+            <w:shd w:val="clear" w:color="auto" w:fill="E8EEF6"/>
+          </w:tcPr>
+          <w:p>
+            <w:pPr>
+              <w:spacing w:before="0" w:after="0" w:line="240" w:lineRule="auto"/>
+              <w:jc w:val="left"/>
+            </w:pPr>
+            <w:r>
+              <w:rPr>
+                <w:b/>
+                <w:sz w:val="18"/>
+                <w:szCs w:val="18"/>
+              </w:rPr>
+              <w:t xml:space="preserve">Bin</w:t>
+            </w:r>
+          </w:p>
+        </w:tc>
+        <w:tc>
+          <w:tcPr>
+            <w:tcW w:w="1994" w:type="dxa"/>
+            <w:shd w:val="clear" w:color="auto" w:fill="E8EEF6"/>
+          </w:tcPr>
+          <w:p>
+            <w:pPr>
+              <w:spacing w:before="0" w:after="0" w:line="240" w:lineRule="auto"/>
+              <w:jc w:val="left"/>
+            </w:pPr>
+            <w:r>
+              <w:rPr>
+                <w:b/>
+                <w:sz w:val="18"/>
+                <w:szCs w:val="18"/>
+              </w:rPr>
+              <w:t xml:space="preserve">On the wall</w:t>
+            </w:r>
+          </w:p>
+        </w:tc>
+        <w:tc>
+          <w:tcPr>
+            <w:tcW w:w="6646" w:type="dxa"/>
+            <w:shd w:val="clear" w:color="auto" w:fill="E8EEF6"/>
+          </w:tcPr>
+          <w:p>
+            <w:pPr>
+              <w:spacing w:before="0" w:after="0" w:line="240" w:lineRule="auto"/>
+              <w:jc w:val="left"/>
+            </w:pPr>
+            <w:r>
+              <w:rPr>
+                <w:b/>
+                <w:sz w:val="18"/>
+                <w:szCs w:val="18"/>
+              </w:rPr>
+              <w:t xml:space="preserve">Say at this bin</w:t>
+            </w:r>
+          </w:p>
+        </w:tc>
+      </w:tr>
+      <w:tr>
+        <w:trPr>
+          <w:cantSplit/>
+        </w:trPr>
+        <w:tc>
+          <w:tcPr>
+            <w:tcW w:w="665" w:type="dxa"/>
+          </w:tcPr>
+          <w:p>
+            <w:pPr>
+              <w:spacing w:before="0" w:after="0" w:line="240" w:lineRule="auto"/>
+              <w:jc w:val="left"/>
+            </w:pPr>
+            <w:r>
+              <w:rPr>
+                <w:sz w:val="19"/>
+                <w:szCs w:val="19"/>
+              </w:rPr>
+              <w:t xml:space="preserve">1</w:t>
+            </w:r>
+          </w:p>
+        </w:tc>
+        <w:tc>
+          <w:tcPr>
+            <w:tcW w:w="775" w:type="dxa"/>
+          </w:tcPr>
+          <w:p>
+            <w:pPr>
+              <w:spacing w:before="0" w:after="0" w:line="240" w:lineRule="auto"/>
+              <w:jc w:val="left"/>
+            </w:pPr>
+            <w:r>
+              <w:rPr>
+                <w:sz w:val="19"/>
+                <w:szCs w:val="19"/>
+              </w:rPr>
+              <w:t xml:space="preserve">T01A002</w:t>
+            </w:r>
+          </w:p>
+        </w:tc>
+        <w:tc>
+          <w:tcPr>
+            <w:tcW w:w="1994" w:type="dxa"/>
+          </w:tcPr>
+          <w:p>
+            <w:pPr>
+              <w:spacing w:before="0" w:after="0" w:line="240" w:lineRule="auto"/>
+              <w:jc w:val="left"/>
+            </w:pPr>
+            <w:r>
+              <w:rPr>
+                <w:sz w:val="19"/>
+                <w:szCs w:val="19"/>
+              </w:rPr>
+              <w:t xml:space="preserve">TRN-1002, TRN-1003</w:t>
+            </w:r>
+          </w:p>
+        </w:tc>
+        <w:tc>
+          <w:tcPr>
+            <w:tcW w:w="6646" w:type="dxa"/>
+          </w:tcPr>
+          <w:p>
+            <w:pPr>
+              <w:spacing w:before="0" w:after="0" w:line="240" w:lineRule="auto"/>
+              <w:jc w:val="left"/>
+            </w:pPr>
+            <w:r>
+              <w:rPr>
+                <w:sz w:val="19"/>
+                <w:szCs w:val="19"/>
+              </w:rPr>
+              <w:t xml:space="preserve">Two pallets: rack, pallet, quantity for each, then </w:t>
+            </w:r>
+            <w:r>
+              <w:rPr>
+                <w:b/>
+                <w:sz w:val="19"/>
+                <w:szCs w:val="19"/>
+              </w:rPr>
+              <w:t xml:space="preserve">Bin done</w:t>
+            </w:r>
+            <w:r>
+              <w:rPr>
+                <w:sz w:val="19"/>
+                <w:szCs w:val="19"/>
+              </w:rPr>
+              <w:t xml:space="preserve">. The next bin comes up</w:t>
+            </w:r>
+          </w:p>
+        </w:tc>
+      </w:tr>
+      <w:tr>
+        <w:trPr>
+          <w:cantSplit/>
+        </w:trPr>
+        <w:tc>
+          <w:tcPr>
+            <w:tcW w:w="665" w:type="dxa"/>
+          </w:tcPr>
+          <w:p>
+            <w:pPr>
+              <w:spacing w:before="0" w:after="0" w:line="240" w:lineRule="auto"/>
+              <w:jc w:val="left"/>
+            </w:pPr>
+            <w:r>
+              <w:rPr>
+                <w:sz w:val="19"/>
+                <w:szCs w:val="19"/>
+              </w:rPr>
+              <w:t xml:space="preserve">2</w:t>
+            </w:r>
+          </w:p>
+        </w:tc>
+        <w:tc>
+          <w:tcPr>
+            <w:tcW w:w="775" w:type="dxa"/>
+          </w:tcPr>
+          <w:p>
+            <w:pPr>
+              <w:spacing w:before="0" w:after="0" w:line="240" w:lineRule="auto"/>
+              <w:jc w:val="left"/>
+            </w:pPr>
+            <w:r>
+              <w:rPr>
+                <w:sz w:val="19"/>
+                <w:szCs w:val="19"/>
+              </w:rPr>
+              <w:t xml:space="preserve">T01A003</w:t>
+            </w:r>
+          </w:p>
+        </w:tc>
+        <w:tc>
+          <w:tcPr>
+            <w:tcW w:w="1994" w:type="dxa"/>
+          </w:tcPr>
+          <w:p>
+            <w:pPr>
+              <w:spacing w:before="0" w:after="0" w:line="240" w:lineRule="auto"/>
+              <w:jc w:val="left"/>
+            </w:pPr>
+            <w:r>
+              <w:rPr>
+                <w:sz w:val="19"/>
+                <w:szCs w:val="19"/>
+              </w:rPr>
+              <w:t xml:space="preserve">nothing</w:t>
+            </w:r>
+          </w:p>
+        </w:tc>
+        <w:tc>
+          <w:tcPr>
+            <w:tcW w:w="6646" w:type="dxa"/>
+          </w:tcPr>
+          <w:p>
+            <w:pPr>
+              <w:spacing w:before="0" w:after="0" w:line="240" w:lineRule="auto"/>
+              <w:jc w:val="left"/>
+            </w:pPr>
+            <w:r>
+              <w:rPr>
+                <w:sz w:val="19"/>
+                <w:szCs w:val="19"/>
+              </w:rPr>
+              <w:t xml:space="preserve">Rack label, </w:t>
+            </w:r>
+            <w:r>
+              <w:rPr>
+                <w:b/>
+                <w:sz w:val="19"/>
+                <w:szCs w:val="19"/>
+              </w:rPr>
+              <w:t xml:space="preserve">Bin is EMPTY</w:t>
+            </w:r>
+            <w:r>
+              <w:rPr>
+                <w:sz w:val="19"/>
+                <w:szCs w:val="19"/>
+              </w:rPr>
+              <w:t xml:space="preserve">, </w:t>
+            </w:r>
+            <w:r>
+              <w:rPr>
+                <w:b/>
+                <w:sz w:val="19"/>
+                <w:szCs w:val="19"/>
+              </w:rPr>
+              <w:t xml:space="preserve">Yes</w:t>
+            </w:r>
+            <w:r>
+              <w:rPr>
+                <w:sz w:val="19"/>
+                <w:szCs w:val="19"/>
+              </w:rPr>
+              <w:t xml:space="preserve">: an empty bin finishes by itself</w:t>
+            </w:r>
+          </w:p>
+        </w:tc>
+      </w:tr>
+      <w:tr>
+        <w:trPr>
+          <w:cantSplit/>
+        </w:trPr>
+        <w:tc>
+          <w:tcPr>
+            <w:tcW w:w="665" w:type="dxa"/>
+          </w:tcPr>
+          <w:p>
+            <w:pPr>
+              <w:spacing w:before="0" w:after="0" w:line="240" w:lineRule="auto"/>
+              <w:jc w:val="left"/>
+            </w:pPr>
+            <w:r>
+              <w:rPr>
+                <w:sz w:val="19"/>
+                <w:szCs w:val="19"/>
+              </w:rPr>
+              <w:t xml:space="preserve">3</w:t>
+            </w:r>
+          </w:p>
+        </w:tc>
+        <w:tc>
+          <w:tcPr>
+            <w:tcW w:w="775" w:type="dxa"/>
+          </w:tcPr>
+          <w:p>
+            <w:pPr>
+              <w:spacing w:before="0" w:after="0" w:line="240" w:lineRule="auto"/>
+              <w:jc w:val="left"/>
+            </w:pPr>
+            <w:r>
+              <w:rPr>
+                <w:sz w:val="19"/>
+                <w:szCs w:val="19"/>
+              </w:rPr>
+              <w:t xml:space="preserve">T01A007</w:t>
+            </w:r>
+          </w:p>
+        </w:tc>
+        <w:tc>
+          <w:tcPr>
+            <w:tcW w:w="1994" w:type="dxa"/>
+          </w:tcPr>
+          <w:p>
+            <w:pPr>
+              <w:spacing w:before="0" w:after="0" w:line="240" w:lineRule="auto"/>
+              <w:jc w:val="left"/>
+            </w:pPr>
+            <w:r>
+              <w:rPr>
+                <w:sz w:val="19"/>
+                <w:szCs w:val="19"/>
+              </w:rPr>
+              <w:t xml:space="preserve">TRN-1007, TRN-9999</w:t>
+            </w:r>
+          </w:p>
+        </w:tc>
+        <w:tc>
+          <w:tcPr>
+            <w:tcW w:w="6646" w:type="dxa"/>
+          </w:tcPr>
+          <w:p>
+            <w:pPr>
+              <w:spacing w:before="0" w:after="0" w:line="240" w:lineRule="auto"/>
+              <w:jc w:val="left"/>
+            </w:pPr>
+            <w:r>
+              <w:rPr>
+                <w:sz w:val="19"/>
+                <w:szCs w:val="19"/>
+              </w:rPr>
+              <w:t xml:space="preserve">TRN-9999 asks </w:t>
+            </w:r>
+            <w:r>
+              <w:rPr>
+                <w:i/>
+                <w:sz w:val="19"/>
+                <w:szCs w:val="19"/>
+              </w:rPr>
+              <w:t xml:space="preserve">Count it anyway?</w:t>
+            </w:r>
+            <w:r>
+              <w:rPr>
+                <w:sz w:val="19"/>
+                <w:szCs w:val="19"/>
+              </w:rPr>
+              <w:t xml:space="preserve"> — </w:t>
+            </w:r>
+            <w:r>
+              <w:rPr>
+                <w:b/>
+                <w:sz w:val="19"/>
+                <w:szCs w:val="19"/>
+              </w:rPr>
+              <w:t xml:space="preserve">YES</w:t>
+            </w:r>
+            <w:r>
+              <w:rPr>
+                <w:sz w:val="19"/>
+                <w:szCs w:val="19"/>
+              </w:rPr>
+              <w:t xml:space="preserve">. Then </w:t>
+            </w:r>
+            <w:r>
+              <w:rPr>
+                <w:b/>
+                <w:sz w:val="19"/>
+                <w:szCs w:val="19"/>
+              </w:rPr>
+              <w:t xml:space="preserve">Bin done</w:t>
+            </w:r>
+          </w:p>
+        </w:tc>
+      </w:tr>
+      <w:tr>
+        <w:trPr>
+          <w:cantSplit/>
+        </w:trPr>
+        <w:tc>
+          <w:tcPr>
+            <w:tcW w:w="665" w:type="dxa"/>
+          </w:tcPr>
+          <w:p>
+            <w:pPr>
+              <w:spacing w:before="0" w:after="0" w:line="240" w:lineRule="auto"/>
+              <w:jc w:val="left"/>
+            </w:pPr>
+            <w:r>
+              <w:rPr>
+                <w:sz w:val="19"/>
+                <w:szCs w:val="19"/>
+              </w:rPr>
+              <w:t xml:space="preserve">4</w:t>
+            </w:r>
+          </w:p>
+        </w:tc>
+        <w:tc>
+          <w:tcPr>
+            <w:tcW w:w="775" w:type="dxa"/>
+          </w:tcPr>
+          <w:p>
+            <w:pPr>
+              <w:spacing w:before="0" w:after="0" w:line="240" w:lineRule="auto"/>
+              <w:jc w:val="left"/>
+            </w:pPr>
+            <w:r>
+              <w:rPr>
+                <w:sz w:val="19"/>
+                <w:szCs w:val="19"/>
+              </w:rPr>
+              <w:t xml:space="preserve">T01B001</w:t>
+            </w:r>
+          </w:p>
+        </w:tc>
+        <w:tc>
+          <w:tcPr>
+            <w:tcW w:w="1994" w:type="dxa"/>
+          </w:tcPr>
+          <w:p>
+            <w:pPr>
+              <w:spacing w:before="0" w:after="0" w:line="240" w:lineRule="auto"/>
+              <w:jc w:val="left"/>
+            </w:pPr>
+            <w:r>
+              <w:rPr>
+                <w:sz w:val="19"/>
+                <w:szCs w:val="19"/>
+              </w:rPr>
+              <w:t xml:space="preserve">TRN-1010, torn</w:t>
+            </w:r>
+          </w:p>
+        </w:tc>
+        <w:tc>
+          <w:tcPr>
+            <w:tcW w:w="6646" w:type="dxa"/>
+          </w:tcPr>
+          <w:p>
+            <w:pPr>
+              <w:spacing w:before="0" w:after="0" w:line="240" w:lineRule="auto"/>
+              <w:jc w:val="left"/>
+            </w:pPr>
+            <w:r>
+              <w:rPr>
+                <w:b/>
+                <w:sz w:val="19"/>
+                <w:szCs w:val="19"/>
+              </w:rPr>
+              <w:t xml:space="preserve">Label will not scan</w:t>
+            </w:r>
+            <w:r>
+              <w:rPr>
+                <w:sz w:val="19"/>
+                <w:szCs w:val="19"/>
+              </w:rPr>
+              <w:t xml:space="preserve"> → </w:t>
+            </w:r>
+            <w:r>
+              <w:rPr>
+                <w:b/>
+                <w:sz w:val="19"/>
+                <w:szCs w:val="19"/>
+              </w:rPr>
+              <w:t xml:space="preserve">I can read it — let me type it</w:t>
+            </w:r>
+            <w:r>
+              <w:rPr>
+                <w:sz w:val="19"/>
+                <w:szCs w:val="19"/>
+              </w:rPr>
+              <w:t xml:space="preserve"> → TRN-1010 on the scanner's keys</w:t>
+            </w:r>
+          </w:p>
+        </w:tc>
+      </w:tr>
+      <w:tr>
+        <w:trPr>
+          <w:cantSplit/>
+        </w:trPr>
+        <w:tc>
+          <w:tcPr>
+            <w:tcW w:w="665" w:type="dxa"/>
+          </w:tcPr>
+          <w:p>
+            <w:pPr>
+              <w:spacing w:before="0" w:after="0" w:line="240" w:lineRule="auto"/>
+              <w:jc w:val="left"/>
+            </w:pPr>
+            <w:r>
+              <w:rPr>
+                <w:sz w:val="19"/>
+                <w:szCs w:val="19"/>
+              </w:rPr>
+              <w:t xml:space="preserve">5</w:t>
+            </w:r>
+          </w:p>
+        </w:tc>
+        <w:tc>
+          <w:tcPr>
+            <w:tcW w:w="775" w:type="dxa"/>
+          </w:tcPr>
+          <w:p>
+            <w:pPr>
+              <w:spacing w:before="0" w:after="0" w:line="240" w:lineRule="auto"/>
+              <w:jc w:val="left"/>
+            </w:pPr>
+            <w:r>
+              <w:rPr>
+                <w:sz w:val="19"/>
+                <w:szCs w:val="19"/>
+              </w:rPr>
+              <w:t xml:space="preserve">T02A004</w:t>
+            </w:r>
+          </w:p>
+        </w:tc>
+        <w:tc>
+          <w:tcPr>
+            <w:tcW w:w="1994" w:type="dxa"/>
+          </w:tcPr>
+          <w:p>
+            <w:pPr>
+              <w:spacing w:before="0" w:after="0" w:line="240" w:lineRule="auto"/>
+              <w:jc w:val="left"/>
+            </w:pPr>
+            <w:r>
+              <w:rPr>
+                <w:sz w:val="19"/>
+                <w:szCs w:val="19"/>
+              </w:rPr>
+              <w:t xml:space="preserve">TRN-2004, TRN-2005</w:t>
+            </w:r>
+          </w:p>
+        </w:tc>
+        <w:tc>
+          <w:tcPr>
+            <w:tcW w:w="6646" w:type="dxa"/>
+          </w:tcPr>
+          <w:p>
+            <w:pPr>
+              <w:spacing w:before="0" w:after="0" w:line="240" w:lineRule="auto"/>
+              <w:jc w:val="left"/>
+            </w:pPr>
+            <w:r>
+              <w:rPr>
+                <w:sz w:val="19"/>
+                <w:szCs w:val="19"/>
+              </w:rPr>
+              <w:t xml:space="preserve">Scan T02A005's rack first, on purpose: </w:t>
+            </w:r>
+            <w:r>
+              <w:rPr>
+                <w:i/>
+                <w:sz w:val="19"/>
+                <w:szCs w:val="19"/>
+              </w:rPr>
+              <w:t xml:space="preserve">This cycle count is for bin T02A004</w:t>
+            </w:r>
+            <w:r>
+              <w:rPr>
+                <w:sz w:val="19"/>
+                <w:szCs w:val="19"/>
+              </w:rPr>
+              <w:t xml:space="preserve">. Then both pallets, </w:t>
+            </w:r>
+            <w:r>
+              <w:rPr>
+                <w:b/>
+                <w:sz w:val="19"/>
+                <w:szCs w:val="19"/>
+              </w:rPr>
+              <w:t xml:space="preserve">Bin done</w:t>
+            </w:r>
+          </w:p>
+        </w:tc>
+      </w:tr>
+      <w:tr>
+        <w:trPr>
+          <w:cantSplit/>
+        </w:trPr>
+        <w:tc>
+          <w:tcPr>
+            <w:tcW w:w="665" w:type="dxa"/>
+          </w:tcPr>
+          <w:p>
+            <w:pPr>
+              <w:spacing w:before="0" w:after="0" w:line="240" w:lineRule="auto"/>
+              <w:jc w:val="left"/>
+            </w:pPr>
+            <w:r>
+              <w:rPr>
+                <w:sz w:val="19"/>
+                <w:szCs w:val="19"/>
+              </w:rPr>
+              <w:t xml:space="preserve">6</w:t>
+            </w:r>
+          </w:p>
+        </w:tc>
+        <w:tc>
+          <w:tcPr>
+            <w:tcW w:w="775" w:type="dxa"/>
+          </w:tcPr>
+          <w:p>
+            <w:pPr>
+              <w:spacing w:before="0" w:after="0" w:line="240" w:lineRule="auto"/>
+              <w:jc w:val="left"/>
+            </w:pPr>
+            <w:r>
+              <w:rPr>
+                <w:sz w:val="19"/>
+                <w:szCs w:val="19"/>
+              </w:rPr>
+              <w:t xml:space="preserve">T02A006</w:t>
+            </w:r>
+          </w:p>
+        </w:tc>
+        <w:tc>
+          <w:tcPr>
+            <w:tcW w:w="1994" w:type="dxa"/>
+          </w:tcPr>
+          <w:p>
+            <w:pPr>
+              <w:spacing w:before="0" w:after="0" w:line="240" w:lineRule="auto"/>
+              <w:jc w:val="left"/>
+            </w:pPr>
+            <w:r>
+              <w:rPr>
+                <w:sz w:val="19"/>
+                <w:szCs w:val="19"/>
+              </w:rPr>
+              <w:t xml:space="preserve">TRN-2007</w:t>
+            </w:r>
+          </w:p>
+        </w:tc>
+        <w:tc>
+          <w:tcPr>
+            <w:tcW w:w="6646" w:type="dxa"/>
+          </w:tcPr>
+          <w:p>
+            <w:pPr>
+              <w:spacing w:before="0" w:after="0" w:line="240" w:lineRule="auto"/>
+              <w:jc w:val="left"/>
+            </w:pPr>
+            <w:r>
+              <w:rPr>
+                <w:sz w:val="19"/>
+                <w:szCs w:val="19"/>
+              </w:rPr>
+              <w:t xml:space="preserve">The last one: </w:t>
+            </w:r>
+            <w:r>
+              <w:rPr>
+                <w:b/>
+                <w:sz w:val="19"/>
+                <w:szCs w:val="19"/>
+              </w:rPr>
+              <w:t xml:space="preserve">Bin done</w:t>
+            </w:r>
+            <w:r>
+              <w:rPr>
+                <w:sz w:val="19"/>
+                <w:szCs w:val="19"/>
+              </w:rPr>
+              <w:t xml:space="preserve">, and the list is empty. </w:t>
+            </w:r>
+            <w:r>
+              <w:rPr>
+                <w:b/>
+                <w:sz w:val="19"/>
+                <w:szCs w:val="19"/>
+              </w:rPr>
+              <w:t xml:space="preserve">Sign off this scanner</w:t>
+            </w:r>
+            <w:r>
+              <w:rPr>
+                <w:sz w:val="19"/>
+                <w:szCs w:val="19"/>
+              </w:rPr>
+              <w:t xml:space="preserve">; the next trainee signs on</w:t>
+            </w:r>
+          </w:p>
+        </w:tc>
+      </w:tr>
+    </w:tbl>
+    <w:p>
+      <w:pPr>
+        <w:spacing w:before="0" w:after="60" w:line="240" w:lineRule="auto"/>
+        <w:jc w:val="left"/>
+      </w:pPr>
+      <w:r>
+        <w:t xml:space="preserve"/>
+      </w:r>
+    </w:p>
+    <w:p>
+      <w:pPr>
+        <w:spacing w:before="0" w:after="140" w:line="264" w:lineRule="auto"/>
+        <w:jc w:val="left"/>
+      </w:pPr>
+      <w:r>
+        <w:t xml:space="preserve">On the office side, </w:t>
+      </w:r>
+      <w:r>
+        <w:rPr>
+          <w:b/>
+        </w:rPr>
+        <w:t xml:space="preserve">Cycle Counts</w:t>
+      </w:r>
+      <w:r>
+        <w:t xml:space="preserve"> in the sidebar, with the training cycle count picked, shows the list going down bin by bin, who did each and when. </w:t>
+      </w:r>
+      <w:r>
+        <w:rPr>
+          <w:b/>
+        </w:rPr>
+        <w:t xml:space="preserve">Reset for the next class</w:t>
+      </w:r>
+      <w:r>
+        <w:t xml:space="preserve"> clears the cycle count too and puts the six bins back on the list.</w:t>
       </w:r>
     </w:p>
     <w:p>
@@ -4270,6 +5304,19 @@
       </w:r>
       <w:r>
         <w:t xml:space="preserve"> shows T01 and T02 planned</w:t>
+      </w:r>
+    </w:p>
+    <w:p>
+      <w:pPr>
+        <w:numPr>
+          <w:ilvl w:val="0"/>
+          <w:numId w:val="1"/>
+        </w:numPr>
+        <w:spacing w:before="0" w:after="60" w:line="252" w:lineRule="auto"/>
+        <w:jc w:val="left"/>
+      </w:pPr>
+      <w:r>
+        <w:t xml:space="preserve">☐ The training cycle count shows six bins on its list (the Classroom training card says so)</w:t>
       </w:r>
     </w:p>
     <w:p>
